--- a/doc/resume/resume.docx
+++ b/doc/resume/resume.docx
@@ -274,6 +274,26 @@
     </w:p>
     <w:p>
       <w:pPr>
+        <w:pStyle w:val="Heading3"/>
+      </w:pPr>
+      <w:bookmarkStart w:id="31" w:name="X6299df84ccd0f36a7e6cb07ef1671e07c98b1b9"/>
+      <w:r>
+        <w:t xml:space="preserve">Senior Software Engineer with Expertise in Java, Python, and ML (employee, Jan 2019 — PRESENT)</w:t>
+      </w:r>
+      <w:bookmarkEnd w:id="31"/>
+    </w:p>
+    <w:p>
+      <w:pPr>
+        <w:pStyle w:val="Heading3"/>
+      </w:pPr>
+      <w:bookmarkStart w:id="32" w:name="X59a66773aff57fe7d4b5b7fedf0b7865d4ac33b"/>
+      <w:r>
+        <w:t xml:space="preserve">Senior Software Engineer with Expertise in Java, Python, and ML (remote contractor, Feb 2017 - Jan 2019)</w:t>
+      </w:r>
+      <w:bookmarkEnd w:id="32"/>
+    </w:p>
+    <w:p>
+      <w:pPr>
         <w:pStyle w:val="FirstParagraph"/>
       </w:pPr>
       <w:r>
@@ -366,26 +386,6 @@
     </w:p>
     <w:p>
       <w:pPr>
-        <w:pStyle w:val="Heading3"/>
-      </w:pPr>
-      <w:bookmarkStart w:id="31" w:name="X6299df84ccd0f36a7e6cb07ef1671e07c98b1b9"/>
-      <w:r>
-        <w:t xml:space="preserve">Senior Software Engineer with Expertise in Java, Python, and ML (employee, Jan 2019 — PRESENT)</w:t>
-      </w:r>
-      <w:bookmarkEnd w:id="31"/>
-    </w:p>
-    <w:p>
-      <w:pPr>
-        <w:pStyle w:val="Heading3"/>
-      </w:pPr>
-      <w:bookmarkStart w:id="32" w:name="X59a66773aff57fe7d4b5b7fedf0b7865d4ac33b"/>
-      <w:r>
-        <w:t xml:space="preserve">Senior Software Engineer with Expertise in Java, Python, and ML (remote contractor, Feb 2017 - Jan 2019)</w:t>
-      </w:r>
-      <w:bookmarkEnd w:id="32"/>
-    </w:p>
-    <w:p>
-      <w:pPr>
         <w:pStyle w:val="FirstParagraph"/>
       </w:pPr>
       <w:r>
@@ -779,7 +779,7 @@
         <w:pStyle w:val="Compact"/>
       </w:pPr>
       <w:r>
-        <w:t xml:space="preserve">Implemented and delivered the versioned ML model storage (Nginx, Python, Cherrypy)</w:t>
+        <w:t xml:space="preserve">Implemented and delivered the versioned ML model storage (Nginx, Python, Cherrypy, Docker, K8S)</w:t>
       </w:r>
     </w:p>
     <w:p>
@@ -803,7 +803,7 @@
         <w:pStyle w:val="Compact"/>
       </w:pPr>
       <w:r>
-        <w:t xml:space="preserve">Implemented and delivered the cleanroom prescription visualizer (Python, Streamlit, Plotly, Google Big Query, Google Big Storage)</w:t>
+        <w:t xml:space="preserve">Implemented and delivered the cleanroom prescription visualizer (Python, Streamlit, Plotly, Google BigQuery, Google Big Storage)</w:t>
       </w:r>
     </w:p>
     <w:p>
@@ -827,7 +827,7 @@
         <w:pStyle w:val="Compact"/>
       </w:pPr>
       <w:r>
-        <w:t xml:space="preserve">Implemented and delivered the domain embedding model (Python, Docker, PyTorch, HDBSCAN, Google Big Query, Google Big Storage)</w:t>
+        <w:t xml:space="preserve">Implemented and delivered the domain embedding model (Python, Docker, PyTorch, HDBSCAN, Google BigQuery, Google Big Storage)</w:t>
       </w:r>
     </w:p>
     <w:p>
@@ -946,6 +946,18 @@
       </w:pPr>
       <w:r>
         <w:t xml:space="preserve">Implemented and delivered the medical entity extractor (Python, PyTorch, GLiNER, HF, Transformers, UMLS, FastAPI, Docker, K8S)</w:t>
+      </w:r>
+    </w:p>
+    <w:p>
+      <w:pPr>
+        <w:numPr>
+          <w:ilvl w:val="0"/>
+          <w:numId w:val="1002"/>
+        </w:numPr>
+        <w:pStyle w:val="Compact"/>
+      </w:pPr>
+      <w:r>
+        <w:t xml:space="preserve">Implemented and delivered the new video completion rate model (Python, Java, Catboost, Google BigQuery, Docker, K8S)</w:t>
       </w:r>
     </w:p>
     <w:p>

--- a/doc/resume/resume.docx
+++ b/doc/resume/resume.docx
@@ -1088,241 +1088,115 @@
     </w:p>
     <w:p>
       <w:pPr>
+        <w:pStyle w:val="Heading1"/>
+      </w:pPr>
+      <w:bookmarkStart w:id="38" w:name="education"/>
+      <w:r>
+        <w:t xml:space="preserve">Education</w:t>
+      </w:r>
+      <w:bookmarkEnd w:id="38"/>
+    </w:p>
+    <w:p>
+      <w:pPr>
         <w:pStyle w:val="Heading2"/>
       </w:pPr>
-      <w:bookmarkStart w:id="38" w:name="ok.ru"/>
-      <w:r>
-        <w:t xml:space="preserve">OK.ru</w:t>
-      </w:r>
-      <w:bookmarkEnd w:id="38"/>
+      <w:bookmarkStart w:id="39" w:name="X804a14dbfe4ed62e151a2ab3978bf04ed6638fc"/>
+      <w:r>
+        <w:t xml:space="preserve">Mari State Technical University (1994 — 1999)</w:t>
+      </w:r>
+      <w:bookmarkEnd w:id="39"/>
+    </w:p>
+    <w:p>
+      <w:pPr>
+        <w:numPr>
+          <w:ilvl w:val="0"/>
+          <w:numId w:val="1004"/>
+        </w:numPr>
+        <w:pStyle w:val="Compact"/>
+      </w:pPr>
+      <w:r>
+        <w:t xml:space="preserve">Yoshkar-Ola, Russia,</w:t>
+      </w:r>
+      <w:r>
+        <w:t xml:space="preserve"> </w:t>
+      </w:r>
+      <w:r>
+        <w:t xml:space="preserve">“</w:t>
+      </w:r>
+      <w:r>
+        <w:t xml:space="preserve">Computing machines, complexes, systems, and networks</w:t>
+      </w:r>
+      <w:r>
+        <w:t xml:space="preserve">”</w:t>
+      </w:r>
+    </w:p>
+    <w:p>
+      <w:pPr>
+        <w:numPr>
+          <w:ilvl w:val="0"/>
+          <w:numId w:val="1004"/>
+        </w:numPr>
+        <w:pStyle w:val="Compact"/>
+      </w:pPr>
+      <w:r>
+        <w:t xml:space="preserve">Engineer (with honors, equivalent to a master’s degree)</w:t>
+      </w:r>
+    </w:p>
+    <w:p>
+      <w:pPr>
+        <w:numPr>
+          <w:ilvl w:val="0"/>
+          <w:numId w:val="1004"/>
+        </w:numPr>
+        <w:pStyle w:val="Compact"/>
+      </w:pPr>
+      <w:r>
+        <w:t xml:space="preserve">Graduation work:</w:t>
+      </w:r>
+      <w:r>
+        <w:t xml:space="preserve"> </w:t>
+      </w:r>
+      <w:r>
+        <w:t xml:space="preserve">“</w:t>
+      </w:r>
+      <w:r>
+        <w:t xml:space="preserve">Applying of wavelet transformation to results of gas-chromatography analysis</w:t>
+      </w:r>
+      <w:r>
+        <w:t xml:space="preserve">”</w:t>
+      </w:r>
+    </w:p>
+    <w:p>
+      <w:pPr>
+        <w:pStyle w:val="Heading1"/>
+      </w:pPr>
+      <w:bookmarkStart w:id="40" w:name="open-source-projects"/>
+      <w:r>
+        <w:t xml:space="preserve">Open Source projects</w:t>
+      </w:r>
+      <w:bookmarkEnd w:id="40"/>
+    </w:p>
+    <w:p>
+      <w:pPr>
+        <w:pStyle w:val="Heading2"/>
+      </w:pPr>
+      <w:bookmarkStart w:id="41" w:name="net-crusher-2016"/>
+      <w:r>
+        <w:t xml:space="preserve">net-crusher (2016)</w:t>
+      </w:r>
+      <w:bookmarkEnd w:id="41"/>
     </w:p>
     <w:p>
       <w:pPr>
         <w:pStyle w:val="FirstParagraph"/>
       </w:pPr>
-      <w:hyperlink r:id="rId39">
-        <w:r>
-          <w:rPr>
-            <w:rStyle w:val="InternetLink"/>
-          </w:rPr>
-          <w:t xml:space="preserve">OK.ru</w:t>
-        </w:r>
-      </w:hyperlink>
-      <w:r>
-        <w:t xml:space="preserve">, Moscow, RU, the one of the largest social networks (54 MAU)</w:t>
-      </w:r>
-    </w:p>
-    <w:p>
-      <w:pPr>
-        <w:pStyle w:val="Heading3"/>
-      </w:pPr>
-      <w:bookmarkStart w:id="40" w:name="Xa7b6bd34b0929eb8d3a0feb85fbc2bdef344085"/>
-      <w:r>
-        <w:t xml:space="preserve">Senior Software Java Developer (Oct 2012 — May 2016)</w:t>
-      </w:r>
-      <w:bookmarkEnd w:id="40"/>
-    </w:p>
-    <w:p>
-      <w:pPr>
-        <w:numPr>
-          <w:ilvl w:val="0"/>
-          <w:numId w:val="1004"/>
-        </w:numPr>
-        <w:pStyle w:val="Compact"/>
-      </w:pPr>
-      <w:r>
-        <w:t xml:space="preserve">Implemented a multiple features in the searching infrastructure of the OK.ru service: backend services, data storages,</w:t>
-      </w:r>
-      <w:r>
-        <w:t xml:space="preserve"> </w:t>
-      </w:r>
-      <w:r>
-        <w:t xml:space="preserve">relevancy customization, indexation, replication (Apache Lucene, Spring Framework, Web Services, SQL/noSQL, Linux)</w:t>
-      </w:r>
-    </w:p>
-    <w:p>
-      <w:pPr>
-        <w:numPr>
-          <w:ilvl w:val="0"/>
-          <w:numId w:val="1004"/>
-        </w:numPr>
-        <w:pStyle w:val="Compact"/>
-      </w:pPr>
-      <w:r>
-        <w:t xml:space="preserve">Fixed multiple legacy issues in L12N infrastructure for the OK.ru service including the resources editor,</w:t>
-      </w:r>
-      <w:r>
-        <w:t xml:space="preserve"> </w:t>
-      </w:r>
-      <w:r>
-        <w:t xml:space="preserve">Java frameworks and workflow process, achieved resource propagation to ~2000 servers.</w:t>
-      </w:r>
-    </w:p>
-    <w:p>
-      <w:pPr>
-        <w:numPr>
-          <w:ilvl w:val="0"/>
-          <w:numId w:val="1004"/>
-        </w:numPr>
-        <w:pStyle w:val="Compact"/>
-      </w:pPr>
-      <w:r>
-        <w:t xml:space="preserve">Make significant contribution to the moderation and antispam services, architecture and implementation,</w:t>
-      </w:r>
-      <w:r>
-        <w:t xml:space="preserve"> </w:t>
-      </w:r>
-      <w:r>
-        <w:t xml:space="preserve">implemented NSFW detector, spam detector (based on naive bayes detector),</w:t>
-      </w:r>
-      <w:r>
-        <w:t xml:space="preserve"> </w:t>
-      </w:r>
-      <w:r>
-        <w:t xml:space="preserve">UGC filter cluster (near real-time voting-quorum service).</w:t>
-      </w:r>
-    </w:p>
-    <w:p>
-      <w:pPr>
-        <w:numPr>
-          <w:ilvl w:val="0"/>
-          <w:numId w:val="1004"/>
-        </w:numPr>
-        <w:pStyle w:val="Compact"/>
-      </w:pPr>
-      <w:r>
-        <w:t xml:space="preserve">Successfully designed, implemented and run the MVP for the startup project (Tinder-alike) in very short time (3 months),</w:t>
-      </w:r>
-      <w:r>
-        <w:t xml:space="preserve"> </w:t>
-      </w:r>
-      <w:r>
-        <w:t xml:space="preserve">created the architecture of the service including SOA, custom search service, asynchronous binary client protocol,</w:t>
-      </w:r>
-      <w:r>
-        <w:t xml:space="preserve"> </w:t>
-      </w:r>
-      <w:r>
-        <w:t xml:space="preserve">push service (GCM), photo uploading/processing/distribution service, statistics and analytics</w:t>
-      </w:r>
-      <w:r>
-        <w:t xml:space="preserve"> </w:t>
-      </w:r>
-      <w:r>
-        <w:t xml:space="preserve">(apache netty, apache cassandra, kafka, queues, messaging, mobile apps, python, machine learning).</w:t>
-      </w:r>
-    </w:p>
-    <w:p>
-      <w:pPr>
-        <w:pStyle w:val="Heading1"/>
-      </w:pPr>
-      <w:bookmarkStart w:id="41" w:name="education"/>
-      <w:r>
-        <w:t xml:space="preserve">Education</w:t>
-      </w:r>
-      <w:bookmarkEnd w:id="41"/>
-    </w:p>
-    <w:p>
-      <w:pPr>
-        <w:pStyle w:val="Heading2"/>
-      </w:pPr>
-      <w:bookmarkStart w:id="42" w:name="X804a14dbfe4ed62e151a2ab3978bf04ed6638fc"/>
-      <w:r>
-        <w:t xml:space="preserve">Mari State Technical University (1994 — 1999)</w:t>
-      </w:r>
-      <w:bookmarkEnd w:id="42"/>
-    </w:p>
-    <w:p>
-      <w:pPr>
-        <w:numPr>
-          <w:ilvl w:val="0"/>
-          <w:numId w:val="1005"/>
-        </w:numPr>
-        <w:pStyle w:val="Compact"/>
-      </w:pPr>
-      <w:r>
-        <w:t xml:space="preserve">Yoshkar-Ola, Russia,</w:t>
-      </w:r>
-      <w:r>
-        <w:t xml:space="preserve"> </w:t>
-      </w:r>
-      <w:r>
-        <w:t xml:space="preserve">“</w:t>
-      </w:r>
-      <w:r>
-        <w:t xml:space="preserve">Computing machines, complexes, systems, and networks</w:t>
-      </w:r>
-      <w:r>
-        <w:t xml:space="preserve">”</w:t>
-      </w:r>
-    </w:p>
-    <w:p>
-      <w:pPr>
-        <w:numPr>
-          <w:ilvl w:val="0"/>
-          <w:numId w:val="1005"/>
-        </w:numPr>
-        <w:pStyle w:val="Compact"/>
-      </w:pPr>
-      <w:r>
-        <w:t xml:space="preserve">Engineer (with honors, equivalent to a master’s degree)</w:t>
-      </w:r>
-    </w:p>
-    <w:p>
-      <w:pPr>
-        <w:numPr>
-          <w:ilvl w:val="0"/>
-          <w:numId w:val="1005"/>
-        </w:numPr>
-        <w:pStyle w:val="Compact"/>
-      </w:pPr>
-      <w:r>
-        <w:t xml:space="preserve">Graduation work:</w:t>
-      </w:r>
-      <w:r>
-        <w:t xml:space="preserve"> </w:t>
-      </w:r>
-      <w:r>
-        <w:t xml:space="preserve">“</w:t>
-      </w:r>
-      <w:r>
-        <w:t xml:space="preserve">Applying of wavelet transformation to results of gas-chromatography analysis</w:t>
-      </w:r>
-      <w:r>
-        <w:t xml:space="preserve">”</w:t>
-      </w:r>
-    </w:p>
-    <w:p>
-      <w:pPr>
-        <w:pStyle w:val="Heading1"/>
-      </w:pPr>
-      <w:bookmarkStart w:id="43" w:name="open-source-projects"/>
-      <w:r>
-        <w:t xml:space="preserve">Open Source projects</w:t>
-      </w:r>
-      <w:bookmarkEnd w:id="43"/>
-    </w:p>
-    <w:p>
-      <w:pPr>
-        <w:pStyle w:val="Heading2"/>
-      </w:pPr>
-      <w:bookmarkStart w:id="44" w:name="net-crusher-2016"/>
-      <w:r>
-        <w:t xml:space="preserve">net-crusher (2016)</w:t>
-      </w:r>
-      <w:bookmarkEnd w:id="44"/>
-    </w:p>
-    <w:p>
-      <w:pPr>
-        <w:pStyle w:val="FirstParagraph"/>
-      </w:pPr>
       <w:r>
         <w:t xml:space="preserve">TCP/UDP proxy library for automated and manual connectivity testing (used by RabbitMQ, Aerospike, Terracotta), more:</w:t>
       </w:r>
       <w:r>
         <w:t xml:space="preserve"> </w:t>
       </w:r>
-      <w:hyperlink r:id="rId45">
+      <w:hyperlink r:id="rId42">
         <w:r>
           <w:rPr>
             <w:rStyle w:val="InternetLink"/>
@@ -1336,7 +1210,7 @@
       <w:r>
         <w:t xml:space="preserve"> </w:t>
       </w:r>
-      <w:hyperlink r:id="rId46">
+      <w:hyperlink r:id="rId43">
         <w:r>
           <w:rPr>
             <w:rStyle w:val="InternetLink"/>
@@ -1350,7 +1224,7 @@
       <w:r>
         <w:t xml:space="preserve"> </w:t>
       </w:r>
-      <w:hyperlink r:id="rId47">
+      <w:hyperlink r:id="rId44">
         <w:r>
           <w:rPr>
             <w:rStyle w:val="InternetLink"/>
@@ -1363,11 +1237,11 @@
       <w:pPr>
         <w:pStyle w:val="Heading1"/>
       </w:pPr>
-      <w:bookmarkStart w:id="48" w:name="resume"/>
+      <w:bookmarkStart w:id="45" w:name="resume"/>
       <w:r>
         <w:t xml:space="preserve">Resume</w:t>
       </w:r>
-      <w:bookmarkEnd w:id="48"/>
+      <w:bookmarkEnd w:id="45"/>
     </w:p>
     <w:p>
       <w:pPr>
@@ -1653,9 +1527,6 @@
     <w:abstractNumId w:val="991"/>
   </w:num>
   <w:num w:numId="1004">
-    <w:abstractNumId w:val="991"/>
-  </w:num>
-  <w:num w:numId="1005">
     <w:abstractNumId w:val="991"/>
   </w:num>
 </w:numbering>

--- a/doc/resume/resume.docx
+++ b/doc/resume/resume.docx
@@ -958,6 +958,18 @@
       </w:pPr>
       <w:r>
         <w:t xml:space="preserve">Implemented and delivered the new video completion rate model (Python, Java, Catboost, Google BigQuery, Docker, K8S)</w:t>
+      </w:r>
+    </w:p>
+    <w:p>
+      <w:pPr>
+        <w:numPr>
+          <w:ilvl w:val="0"/>
+          <w:numId w:val="1002"/>
+        </w:numPr>
+        <w:pStyle w:val="Compact"/>
+      </w:pPr>
+      <w:r>
+        <w:t xml:space="preserve">Implemented and delivered the data (competitor, NDC, ingredients, classes) resolver for the drug brand names (Python, MySQL, Claude Code, TDD, BDD, UMLS and OpenFDA data)</w:t>
       </w:r>
     </w:p>
     <w:p>
